--- a/fuentes/22220147_CF01_DU.docx
+++ b/fuentes/22220147_CF01_DU.docx
@@ -1,6 +1,6 @@
 
 <file path=word/document.xml><?xml version="1.0" encoding="utf-8"?>
-<w:document xmlns:wpc="http://schemas.microsoft.com/office/word/2010/wordprocessingCanvas" xmlns:cx="http://schemas.microsoft.com/office/drawing/2014/chartex" xmlns:cx1="http://schemas.microsoft.com/office/drawing/2015/9/8/chartex" xmlns:cx2="http://schemas.microsoft.com/office/drawing/2015/10/21/chartex" xmlns:cx3="http://schemas.microsoft.com/office/drawing/2016/5/9/chartex" xmlns:cx4="http://schemas.microsoft.com/office/drawing/2016/5/10/chartex" xmlns:cx5="http://schemas.microsoft.com/office/drawing/2016/5/11/chartex" xmlns:cx6="http://schemas.microsoft.com/office/drawing/2016/5/12/chartex" xmlns:cx7="http://schemas.microsoft.com/office/drawing/2016/5/13/chartex" xmlns:cx8="http://schemas.microsoft.com/office/drawing/2016/5/14/chartex" xmlns:mc="http://schemas.openxmlformats.org/markup-compatibility/2006" xmlns:aink="http://schemas.microsoft.com/office/drawing/2016/ink" xmlns:am3d="http://schemas.microsoft.com/office/drawing/2017/model3d" xmlns:o="urn:schemas-microsoft-com:office:office" xmlns:oel="http://schemas.microsoft.com/office/2019/extlst" xmlns:r="http://schemas.openxmlformats.org/officeDocument/2006/relationships" xmlns:m="http://schemas.openxmlformats.org/officeDocument/2006/math" xmlns:v="urn:schemas-microsoft-com:vml" xmlns:wp14="http://schemas.microsoft.com/office/word/2010/wordprocessingDrawing" xmlns:wp="http://schemas.openxmlformats.org/drawingml/2006/wordprocessingDrawing" xmlns:w10="urn:schemas-microsoft-com:office:word" xmlns:w="http://schemas.openxmlformats.org/wordprocessingml/2006/main" xmlns:w14="http://schemas.microsoft.com/office/word/2010/wordml" xmlns:w15="http://schemas.microsoft.com/office/word/2012/wordml" xmlns:w16cex="http://schemas.microsoft.com/office/word/2018/wordml/cex" xmlns:w16cid="http://schemas.microsoft.com/office/word/2016/wordml/cid" xmlns:w16="http://schemas.microsoft.com/office/word/2018/wordml" xmlns:w16sdtdh="http://schemas.microsoft.com/office/word/2020/wordml/sdtdatahash" xmlns:w16se="http://schemas.microsoft.com/office/word/2015/wordml/symex" xmlns:wpg="http://schemas.microsoft.com/office/word/2010/wordprocessingGroup" xmlns:wpi="http://schemas.microsoft.com/office/word/2010/wordprocessingInk" xmlns:wne="http://schemas.microsoft.com/office/word/2006/wordml" xmlns:wps="http://schemas.microsoft.com/office/word/2010/wordprocessingShape" mc:Ignorable="w14 w15 w16se w16cid w16 w16cex w16sdtdh wp14">
+<w:document xmlns:wpc="http://schemas.microsoft.com/office/word/2010/wordprocessingCanvas" xmlns:cx="http://schemas.microsoft.com/office/drawing/2014/chartex" xmlns:cx1="http://schemas.microsoft.com/office/drawing/2015/9/8/chartex" xmlns:cx2="http://schemas.microsoft.com/office/drawing/2015/10/21/chartex" xmlns:cx3="http://schemas.microsoft.com/office/drawing/2016/5/9/chartex" xmlns:cx4="http://schemas.microsoft.com/office/drawing/2016/5/10/chartex" xmlns:cx5="http://schemas.microsoft.com/office/drawing/2016/5/11/chartex" xmlns:cx6="http://schemas.microsoft.com/office/drawing/2016/5/12/chartex" xmlns:cx7="http://schemas.microsoft.com/office/drawing/2016/5/13/chartex" xmlns:cx8="http://schemas.microsoft.com/office/drawing/2016/5/14/chartex" xmlns:mc="http://schemas.openxmlformats.org/markup-compatibility/2006" xmlns:aink="http://schemas.microsoft.com/office/drawing/2016/ink" xmlns:am3d="http://schemas.microsoft.com/office/drawing/2017/model3d" xmlns:o="urn:schemas-microsoft-com:office:office" xmlns:r="http://schemas.openxmlformats.org/officeDocument/2006/relationships" xmlns:m="http://schemas.openxmlformats.org/officeDocument/2006/math" xmlns:v="urn:schemas-microsoft-com:vml" xmlns:wp14="http://schemas.microsoft.com/office/word/2010/wordprocessingDrawing" xmlns:wp="http://schemas.openxmlformats.org/drawingml/2006/wordprocessingDrawing" xmlns:w10="urn:schemas-microsoft-com:office:word" xmlns:w="http://schemas.openxmlformats.org/wordprocessingml/2006/main" xmlns:w14="http://schemas.microsoft.com/office/word/2010/wordml" xmlns:w15="http://schemas.microsoft.com/office/word/2012/wordml" xmlns:w16cex="http://schemas.microsoft.com/office/word/2018/wordml/cex" xmlns:w16cid="http://schemas.microsoft.com/office/word/2016/wordml/cid" xmlns:w16="http://schemas.microsoft.com/office/word/2018/wordml" xmlns:w16se="http://schemas.microsoft.com/office/word/2015/wordml/symex" xmlns:wpg="http://schemas.microsoft.com/office/word/2010/wordprocessingGroup" xmlns:wpi="http://schemas.microsoft.com/office/word/2010/wordprocessingInk" xmlns:wne="http://schemas.microsoft.com/office/word/2006/wordml" xmlns:wps="http://schemas.microsoft.com/office/word/2010/wordprocessingShape" mc:Ignorable="w14 w15 w16se w16cid w16 w16cex wp14">
   <w:body>
     <w:p>
       <w:pPr>
@@ -205,7 +205,7 @@
               </wp:anchor>
             </w:drawing>
           </mc:Choice>
-          <mc:Fallback>
+          <mc:Fallback xmlns:w16sdtdh="http://schemas.microsoft.com/office/word/2020/wordml/sdtdatahash" xmlns:oel="http://schemas.microsoft.com/office/2019/extlst">
             <w:pict>
               <v:rect w14:anchorId="44ECBD1E" id="Rectángulo 3" o:spid="_x0000_s1026" alt="&quot;&quot;" style="position:absolute;margin-left:-55.95pt;margin-top:26.4pt;width:613.85pt;height:164.25pt;z-index:-251655168;visibility:visible;mso-wrap-style:square;mso-height-percent:0;mso-wrap-distance-left:9pt;mso-wrap-distance-top:0;mso-wrap-distance-right:9pt;mso-wrap-distance-bottom:0;mso-position-horizontal:absolute;mso-position-horizontal-relative:text;mso-position-vertical:absolute;mso-position-vertical-relative:text;mso-height-percent:0;mso-height-relative:margin;v-text-anchor:middle" o:gfxdata="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" fillcolor="#00314d" stroked="f" strokeweight="1pt"/>
             </w:pict>
@@ -339,7 +339,7 @@
                 <v:stroke joinstyle="miter"/>
                 <v:path gradientshapeok="t" o:connecttype="rect"/>
               </v:shapetype>
-              <v:shape id="Cuadro de texto 2" o:spid="_x0000_s1026" type="#_x0000_t202" alt="&quot;&quot;" style="position:absolute;left:0;text-align:left;margin-left:-19.95pt;margin-top:14.55pt;width:549pt;height:114pt;z-index:251663360;visibility:visible;mso-wrap-style:square;mso-width-percent:0;mso-height-percent:0;mso-wrap-distance-left:9pt;mso-wrap-distance-top:3.6pt;mso-wrap-distance-right:9pt;mso-wrap-distance-bottom:3.6pt;mso-position-horizontal:absolute;mso-position-horizontal-relative:text;mso-position-vertical:absolute;mso-position-vertical-relative:text;mso-width-percent:0;mso-height-percent:0;mso-width-relative:margin;mso-height-relative:margin;v-text-anchor:top" o:gfxdata="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" filled="f" stroked="f">
+              <v:shape id="Cuadro de texto 2" o:spid="_x0000_s1026" type="#_x0000_t202" alt="&quot;&quot;" style="position:absolute;left:0;text-align:left;margin-left:-19.95pt;margin-top:14.55pt;width:549pt;height:114pt;z-index:251663360;visibility:visible;mso-wrap-style:square;mso-width-percent:0;mso-height-percent:0;mso-wrap-distance-left:9pt;mso-wrap-distance-top:3.6pt;mso-wrap-distance-right:9pt;mso-wrap-distance-bottom:3.6pt;mso-position-horizontal:absolute;mso-position-horizontal-relative:text;mso-position-vertical:absolute;mso-position-vertical-relative:text;mso-width-percent:0;mso-height-percent:0;mso-width-relative:margin;mso-height-relative:margin;v-text-anchor:top" o:gfxdata="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" filled="f" stroked="f">
                 <v:textbox>
                   <w:txbxContent>
                     <w:p>
@@ -612,6 +612,7 @@
           <w:docPartUnique/>
         </w:docPartObj>
       </w:sdtPr>
+      <w:sdtEndPr/>
       <w:sdtContent>
         <w:p>
           <w:pPr>
@@ -2356,7 +2357,6 @@
       </w:pPr>
       <w:bookmarkStart w:id="0" w:name="_Toc209634459"/>
       <w:r>
-        <w:lastRenderedPageBreak/>
         <w:t>Introducción</w:t>
       </w:r>
       <w:bookmarkEnd w:id="0"/>
@@ -2410,14 +2410,21 @@
         <w:rPr>
           <w:lang w:val="es-CO"/>
         </w:rPr>
-        <w:lastRenderedPageBreak/>
         <w:t>Ecosistemas forestales</w:t>
       </w:r>
       <w:bookmarkEnd w:id="1"/>
     </w:p>
     <w:p>
       <w:r>
-        <w:t>Un ecosistema forestal está conformado por un conjunto de organismos vivos, como plantas, animales, hongos y microorganismos, que interactúan entre sí y con su entorno, formando lo que se conoce como biocenosis. La energía que impulsa el funcionamiento de estos ecosistemas proviene principalmente del Sol, en forma de energía térmica y luminosa. Esta energía es esencial para los ciclos de materia y energía, especialmente a través del proceso de fotosíntesis (Kebbe, 2022).</w:t>
+        <w:t>Un ecosistema forestal está conformado por un conjunto de organismos vivos, como plantas, animales, hongos y microorganismos, que interactúan entre sí y con su entorno, formando lo que se conoce como biocenosis. La energía que impulsa el funcionamiento de estos ecosistemas proviene principalmente del Sol, en forma de energía térmica y luminosa. Esta energía es esencial para los ciclos de materia y energía, especialmente a través del proceso de fotosíntesis (</w:t>
+      </w:r>
+      <w:proofErr w:type="spellStart"/>
+      <w:r>
+        <w:t>Kebbe</w:t>
+      </w:r>
+      <w:proofErr w:type="spellEnd"/>
+      <w:r>
+        <w:t>, 2022).</w:t>
       </w:r>
     </w:p>
     <w:p>
@@ -2531,7 +2538,6 @@
         <w:rPr>
           <w:lang w:val="es-419" w:eastAsia="es-CO"/>
         </w:rPr>
-        <w:lastRenderedPageBreak/>
         <w:t>Funciones ecológicas de los ecosistemas forestales</w:t>
       </w:r>
     </w:p>
@@ -2637,11 +2643,6 @@
         <w:rPr>
           <w:color w:val="000000" w:themeColor="text1"/>
         </w:rPr>
-      </w:r>
-      <w:r>
-        <w:rPr>
-          <w:color w:val="000000" w:themeColor="text1"/>
-        </w:rPr>
         <w:fldChar w:fldCharType="separate"/>
       </w:r>
       <w:r>
@@ -2728,7 +2729,6 @@
           </w:p>
           <w:p>
             <w:r>
-              <w:lastRenderedPageBreak/>
               <w:t>En conjunto, estas funciones muestran la importancia estratégica de los ecosistemas forestales para la sostenibilidad ambiental y la resiliencia ecológica.</w:t>
             </w:r>
           </w:p>
@@ -2763,7 +2763,21 @@
         <w:rPr>
           <w:lang w:val="es-419" w:eastAsia="es-CO"/>
         </w:rPr>
-        <w:t>Los ciclos biogeoquímicos son procesos esenciales que garantizan el equilibrio y la sostenibilidad de los ecosistemas. Aseguran la disponibilidad continua de elementos vitales para la vida y previenen el agotamiento de los recursos naturales. Son fundamentales para la supervivencia y el desarrollo de la vida en el planeta (Fundación Aquae, 2023). A continuación, se describen los principales ciclos presentes en los ecosistemas forestales:</w:t>
+        <w:t xml:space="preserve">Los ciclos biogeoquímicos son procesos esenciales que garantizan el equilibrio y la sostenibilidad de los ecosistemas. Aseguran la disponibilidad continua de elementos vitales para la vida y previenen el agotamiento de los recursos naturales. Son fundamentales para la supervivencia y el desarrollo de la vida en el planeta (Fundación </w:t>
+      </w:r>
+      <w:proofErr w:type="spellStart"/>
+      <w:r>
+        <w:rPr>
+          <w:lang w:val="es-419" w:eastAsia="es-CO"/>
+        </w:rPr>
+        <w:t>Aquae</w:t>
+      </w:r>
+      <w:proofErr w:type="spellEnd"/>
+      <w:r>
+        <w:rPr>
+          <w:lang w:val="es-419" w:eastAsia="es-CO"/>
+        </w:rPr>
+        <w:t>, 2023). A continuación, se describen los principales ciclos presentes en los ecosistemas forestales:</w:t>
       </w:r>
     </w:p>
     <w:p>
@@ -2826,7 +2840,6 @@
         <w:rPr>
           <w:lang w:val="es-419"/>
         </w:rPr>
-        <w:lastRenderedPageBreak/>
         <w:t>Ciclo del carbono</w:t>
       </w:r>
     </w:p>
@@ -2997,7 +3010,7 @@
               </wp:inline>
             </w:drawing>
           </mc:Choice>
-          <mc:Fallback>
+          <mc:Fallback xmlns:w16sdtdh="http://schemas.microsoft.com/office/word/2020/wordml/sdtdatahash" xmlns:oel="http://schemas.microsoft.com/office/2019/extlst">
             <w:pict>
               <v:rect w14:anchorId="5C3A33DA" id="Rectángulo 3" o:spid="_x0000_s1026" alt="Esquema del ciclo del nitrógeno que incluye la fijación del N₂ atmosférico por rayos y bacterias, la asimilación por plantas, la absorción en animales, la descomposición, los procesos de amonificación y nitrificación, y la desnitrificación que devuelve el nitrógeno a la atmósfera." style="width:24pt;height:24pt;visibility:visible;mso-wrap-style:square;mso-left-percent:-10001;mso-top-percent:-10001;mso-position-horizontal:absolute;mso-position-horizontal-relative:char;mso-position-vertical:absolute;mso-position-vertical-relative:line;mso-left-percent:-10001;mso-top-percent:-10001;v-text-anchor:top" o:gfxdata="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" filled="f" stroked="f">
                 <o:lock v:ext="edit" aspectratio="t"/>
@@ -3061,7 +3074,6 @@
         <w:pStyle w:val="Ttulo3"/>
       </w:pPr>
       <w:r>
-        <w:lastRenderedPageBreak/>
         <w:t>Ciclo del fósforo</w:t>
       </w:r>
     </w:p>
@@ -3248,7 +3260,6 @@
         <w:rPr>
           <w:lang w:val="es-419" w:eastAsia="es-CO"/>
         </w:rPr>
-        <w:lastRenderedPageBreak/>
         <w:t>Garantiza la oferta hídrica para acueductos rurales y urbanos.</w:t>
       </w:r>
     </w:p>
@@ -3457,7 +3468,6 @@
           <w:bCs/>
           <w:lang w:val="es-419" w:eastAsia="es-CO"/>
         </w:rPr>
-        <w:lastRenderedPageBreak/>
         <w:t>Cooperación</w:t>
       </w:r>
       <w:r>
@@ -3617,7 +3627,6 @@
       </w:pPr>
       <w:bookmarkStart w:id="7" w:name="_Toc209634465"/>
       <w:r>
-        <w:lastRenderedPageBreak/>
         <w:t>Ordenamiento forestal en territorios</w:t>
       </w:r>
       <w:bookmarkEnd w:id="7"/>
@@ -3774,7 +3783,6 @@
         <w:pStyle w:val="Ttulo3"/>
       </w:pPr>
       <w:r>
-        <w:lastRenderedPageBreak/>
         <w:t>Consideraciones para la ordenación forestal</w:t>
       </w:r>
     </w:p>
@@ -3857,7 +3865,6 @@
       </w:pPr>
       <w:bookmarkStart w:id="8" w:name="_Toc209634466"/>
       <w:r>
-        <w:lastRenderedPageBreak/>
         <w:t>Usos tradicionales de los recursos forestales</w:t>
       </w:r>
       <w:bookmarkEnd w:id="8"/>
@@ -4009,12 +4016,14 @@
         </w:rPr>
         <w:t xml:space="preserve">. Recursos no maderables como achiote, </w:t>
       </w:r>
+      <w:proofErr w:type="spellStart"/>
       <w:r>
         <w:rPr>
           <w:lang w:val="es-ES" w:eastAsia="es-CO"/>
         </w:rPr>
         <w:t>açaí</w:t>
       </w:r>
+      <w:proofErr w:type="spellEnd"/>
       <w:r>
         <w:rPr>
           <w:lang w:val="es-419" w:eastAsia="es-CO"/>
@@ -4097,7 +4106,6 @@
       </w:pPr>
       <w:bookmarkStart w:id="9" w:name="_Toc209634467"/>
       <w:r>
-        <w:lastRenderedPageBreak/>
         <w:t>Áreas de conservación local</w:t>
       </w:r>
       <w:bookmarkEnd w:id="9"/>
@@ -4225,7 +4233,6 @@
       </w:pPr>
       <w:bookmarkStart w:id="11" w:name="_Toc209634469"/>
       <w:r>
-        <w:lastRenderedPageBreak/>
         <w:t>Características de las áreas de conservación local</w:t>
       </w:r>
       <w:bookmarkEnd w:id="11"/>
@@ -4378,7 +4385,6 @@
       </w:pPr>
       <w:bookmarkStart w:id="12" w:name="_Toc209634470"/>
       <w:r>
-        <w:lastRenderedPageBreak/>
         <w:t>Recursos forestales</w:t>
       </w:r>
       <w:bookmarkEnd w:id="12"/>
@@ -4484,7 +4490,6 @@
         <w:rPr>
           <w:lang w:val="es-419" w:eastAsia="es-CO"/>
         </w:rPr>
-        <w:lastRenderedPageBreak/>
         <w:t>Clasificación de productos no maderables del bosque y sus cadenas productivas</w:t>
       </w:r>
     </w:p>
@@ -4587,8 +4592,49 @@
                 <w:rStyle w:val="Extranjerismo"/>
                 <w:lang w:val="es-419" w:eastAsia="es-CO"/>
               </w:rPr>
-              <w:t>Euterpe precatoria, Plukenetia volubilis</w:t>
-            </w:r>
+              <w:t xml:space="preserve">Euterpe </w:t>
+            </w:r>
+            <w:proofErr w:type="spellStart"/>
+            <w:r>
+              <w:rPr>
+                <w:rStyle w:val="Extranjerismo"/>
+                <w:lang w:val="es-419" w:eastAsia="es-CO"/>
+              </w:rPr>
+              <w:t>precatoria</w:t>
+            </w:r>
+            <w:proofErr w:type="spellEnd"/>
+            <w:r>
+              <w:rPr>
+                <w:rStyle w:val="Extranjerismo"/>
+                <w:lang w:val="es-419" w:eastAsia="es-CO"/>
+              </w:rPr>
+              <w:t xml:space="preserve">, </w:t>
+            </w:r>
+            <w:proofErr w:type="spellStart"/>
+            <w:r>
+              <w:rPr>
+                <w:rStyle w:val="Extranjerismo"/>
+                <w:lang w:val="es-419" w:eastAsia="es-CO"/>
+              </w:rPr>
+              <w:t>Plukenetia</w:t>
+            </w:r>
+            <w:proofErr w:type="spellEnd"/>
+            <w:r>
+              <w:rPr>
+                <w:rStyle w:val="Extranjerismo"/>
+                <w:lang w:val="es-419" w:eastAsia="es-CO"/>
+              </w:rPr>
+              <w:t xml:space="preserve"> </w:t>
+            </w:r>
+            <w:proofErr w:type="spellStart"/>
+            <w:r>
+              <w:rPr>
+                <w:rStyle w:val="Extranjerismo"/>
+                <w:lang w:val="es-419" w:eastAsia="es-CO"/>
+              </w:rPr>
+              <w:t>volubilis</w:t>
+            </w:r>
+            <w:proofErr w:type="spellEnd"/>
           </w:p>
         </w:tc>
         <w:tc>
@@ -4602,12 +4648,14 @@
                 <w:lang w:val="es-419" w:eastAsia="es-CO"/>
               </w:rPr>
             </w:pPr>
+            <w:proofErr w:type="spellStart"/>
             <w:r>
               <w:rPr>
                 <w:lang w:val="es-419" w:eastAsia="es-CO"/>
               </w:rPr>
               <w:t>Asaí</w:t>
             </w:r>
+            <w:proofErr w:type="spellEnd"/>
           </w:p>
         </w:tc>
         <w:tc>
@@ -4642,12 +4690,21 @@
                 <w:rStyle w:val="Extranjerismo"/>
               </w:rPr>
             </w:pPr>
+            <w:proofErr w:type="spellStart"/>
             <w:r>
               <w:rPr>
                 <w:rStyle w:val="Extranjerismo"/>
                 <w:lang w:val="es-419" w:eastAsia="es-CO"/>
               </w:rPr>
-              <w:t>Bixa orellana</w:t>
+              <w:t>Bixa</w:t>
+            </w:r>
+            <w:proofErr w:type="spellEnd"/>
+            <w:r>
+              <w:rPr>
+                <w:rStyle w:val="Extranjerismo"/>
+                <w:lang w:val="es-419" w:eastAsia="es-CO"/>
+              </w:rPr>
+              <w:t xml:space="preserve"> orellana</w:t>
             </w:r>
           </w:p>
         </w:tc>
@@ -4705,12 +4762,21 @@
                 <w:rStyle w:val="Extranjerismo"/>
               </w:rPr>
             </w:pPr>
+            <w:proofErr w:type="spellStart"/>
             <w:r>
               <w:rPr>
                 <w:rStyle w:val="Extranjerismo"/>
                 <w:lang w:val="es-419" w:eastAsia="es-CO"/>
               </w:rPr>
-              <w:t>Curcuma longa</w:t>
+              <w:t>Curcuma</w:t>
+            </w:r>
+            <w:proofErr w:type="spellEnd"/>
+            <w:r>
+              <w:rPr>
+                <w:rStyle w:val="Extranjerismo"/>
+                <w:lang w:val="es-419" w:eastAsia="es-CO"/>
+              </w:rPr>
+              <w:t xml:space="preserve"> longa</w:t>
             </w:r>
           </w:p>
         </w:tc>
@@ -4828,13 +4894,31 @@
                 <w:rStyle w:val="Extranjerismo"/>
               </w:rPr>
             </w:pPr>
+            <w:proofErr w:type="spellStart"/>
             <w:r>
               <w:rPr>
                 <w:rStyle w:val="Extranjerismo"/>
                 <w:lang w:val="es-419" w:eastAsia="es-CO"/>
               </w:rPr>
-              <w:t>Furcraea spp</w:t>
-            </w:r>
+              <w:t>Furcraea</w:t>
+            </w:r>
+            <w:proofErr w:type="spellEnd"/>
+            <w:r>
+              <w:rPr>
+                <w:rStyle w:val="Extranjerismo"/>
+                <w:lang w:val="es-419" w:eastAsia="es-CO"/>
+              </w:rPr>
+              <w:t xml:space="preserve"> </w:t>
+            </w:r>
+            <w:proofErr w:type="spellStart"/>
+            <w:r>
+              <w:rPr>
+                <w:rStyle w:val="Extranjerismo"/>
+                <w:lang w:val="es-419" w:eastAsia="es-CO"/>
+              </w:rPr>
+              <w:t>spp</w:t>
+            </w:r>
+            <w:proofErr w:type="spellEnd"/>
           </w:p>
         </w:tc>
         <w:tc>
@@ -4888,12 +4972,21 @@
                 <w:rStyle w:val="Extranjerismo"/>
               </w:rPr>
             </w:pPr>
+            <w:proofErr w:type="spellStart"/>
             <w:r>
               <w:rPr>
                 <w:rStyle w:val="Extranjerismo"/>
                 <w:lang w:val="es-419" w:eastAsia="es-CO"/>
               </w:rPr>
-              <w:t>Theobroma cacao</w:t>
+              <w:t>Theobroma</w:t>
+            </w:r>
+            <w:proofErr w:type="spellEnd"/>
+            <w:r>
+              <w:rPr>
+                <w:rStyle w:val="Extranjerismo"/>
+                <w:lang w:val="es-419" w:eastAsia="es-CO"/>
+              </w:rPr>
+              <w:t xml:space="preserve"> cacao</w:t>
             </w:r>
           </w:p>
         </w:tc>
@@ -5138,12 +5231,14 @@
               </w:rPr>
               <w:t>C</w:t>
             </w:r>
+            <w:proofErr w:type="spellStart"/>
             <w:r>
               <w:rPr>
                 <w:rStyle w:val="Extranjerismo"/>
               </w:rPr>
               <w:t>edro</w:t>
             </w:r>
+            <w:proofErr w:type="spellEnd"/>
           </w:p>
         </w:tc>
         <w:tc>
@@ -5157,12 +5252,37 @@
                 <w:rStyle w:val="Extranjerismo"/>
               </w:rPr>
             </w:pPr>
+            <w:proofErr w:type="spellStart"/>
             <w:r>
               <w:rPr>
                 <w:rStyle w:val="Extranjerismo"/>
                 <w:lang w:val="es-419" w:eastAsia="es-CO"/>
               </w:rPr>
-              <w:t>Cedrela odorata L.</w:t>
+              <w:t>Cedrela</w:t>
+            </w:r>
+            <w:proofErr w:type="spellEnd"/>
+            <w:r>
+              <w:rPr>
+                <w:rStyle w:val="Extranjerismo"/>
+                <w:lang w:val="es-419" w:eastAsia="es-CO"/>
+              </w:rPr>
+              <w:t xml:space="preserve"> </w:t>
+            </w:r>
+            <w:proofErr w:type="spellStart"/>
+            <w:r>
+              <w:rPr>
+                <w:rStyle w:val="Extranjerismo"/>
+                <w:lang w:val="es-419" w:eastAsia="es-CO"/>
+              </w:rPr>
+              <w:t>odorata</w:t>
+            </w:r>
+            <w:proofErr w:type="spellEnd"/>
+            <w:r>
+              <w:rPr>
+                <w:rStyle w:val="Extranjerismo"/>
+                <w:lang w:val="es-419" w:eastAsia="es-CO"/>
+              </w:rPr>
+              <w:t xml:space="preserve"> L.</w:t>
             </w:r>
           </w:p>
         </w:tc>
@@ -5205,12 +5325,14 @@
               </w:rPr>
               <w:t>R</w:t>
             </w:r>
+            <w:proofErr w:type="spellStart"/>
             <w:r>
               <w:rPr>
                 <w:rStyle w:val="Extranjerismo"/>
               </w:rPr>
               <w:t>oble</w:t>
             </w:r>
+            <w:proofErr w:type="spellEnd"/>
           </w:p>
         </w:tc>
         <w:tc>
@@ -5224,12 +5346,21 @@
                 <w:rStyle w:val="Extranjerismo"/>
               </w:rPr>
             </w:pPr>
+            <w:proofErr w:type="spellStart"/>
             <w:r>
               <w:rPr>
                 <w:rStyle w:val="Extranjerismo"/>
                 <w:lang w:val="es-419" w:eastAsia="es-CO"/>
               </w:rPr>
-              <w:t>Tabebuia rosea</w:t>
+              <w:t>Tabebuia</w:t>
+            </w:r>
+            <w:proofErr w:type="spellEnd"/>
+            <w:r>
+              <w:rPr>
+                <w:rStyle w:val="Extranjerismo"/>
+                <w:lang w:val="es-419" w:eastAsia="es-CO"/>
+              </w:rPr>
+              <w:t xml:space="preserve"> rosea</w:t>
             </w:r>
           </w:p>
         </w:tc>
@@ -5288,12 +5419,21 @@
                 <w:rStyle w:val="Extranjerismo"/>
               </w:rPr>
             </w:pPr>
+            <w:proofErr w:type="spellStart"/>
             <w:r>
               <w:rPr>
                 <w:rStyle w:val="Extranjerismo"/>
                 <w:lang w:val="es-419" w:eastAsia="es-CO"/>
               </w:rPr>
-              <w:t>Pouteria caimito</w:t>
+              <w:t>Pouteria</w:t>
+            </w:r>
+            <w:proofErr w:type="spellEnd"/>
+            <w:r>
+              <w:rPr>
+                <w:rStyle w:val="Extranjerismo"/>
+                <w:lang w:val="es-419" w:eastAsia="es-CO"/>
+              </w:rPr>
+              <w:t xml:space="preserve"> caimito</w:t>
             </w:r>
           </w:p>
         </w:tc>
@@ -5349,13 +5489,31 @@
                 <w:rStyle w:val="Extranjerismo"/>
               </w:rPr>
             </w:pPr>
+            <w:proofErr w:type="spellStart"/>
             <w:r>
               <w:rPr>
                 <w:rStyle w:val="Extranjerismo"/>
                 <w:lang w:val="es-419" w:eastAsia="es-CO"/>
               </w:rPr>
-              <w:t>Cariniana pyriformis</w:t>
-            </w:r>
+              <w:t>Cariniana</w:t>
+            </w:r>
+            <w:proofErr w:type="spellEnd"/>
+            <w:r>
+              <w:rPr>
+                <w:rStyle w:val="Extranjerismo"/>
+                <w:lang w:val="es-419" w:eastAsia="es-CO"/>
+              </w:rPr>
+              <w:t xml:space="preserve"> </w:t>
+            </w:r>
+            <w:proofErr w:type="spellStart"/>
+            <w:r>
+              <w:rPr>
+                <w:rStyle w:val="Extranjerismo"/>
+                <w:lang w:val="es-419" w:eastAsia="es-CO"/>
+              </w:rPr>
+              <w:t>pyriformis</w:t>
+            </w:r>
+            <w:proofErr w:type="spellEnd"/>
           </w:p>
         </w:tc>
         <w:tc>
@@ -5373,8 +5531,16 @@
               <w:rPr>
                 <w:lang w:val="es-419" w:eastAsia="es-CO"/>
               </w:rPr>
-              <w:t>Chapas, pisos, parquet</w:t>
-            </w:r>
+              <w:t xml:space="preserve">Chapas, pisos, </w:t>
+            </w:r>
+            <w:proofErr w:type="spellStart"/>
+            <w:r>
+              <w:rPr>
+                <w:lang w:val="es-419" w:eastAsia="es-CO"/>
+              </w:rPr>
+              <w:t>parquet</w:t>
+            </w:r>
+            <w:proofErr w:type="spellEnd"/>
           </w:p>
         </w:tc>
       </w:tr>
@@ -5398,7 +5564,6 @@
         <w:pStyle w:val="Ttulo3"/>
       </w:pPr>
       <w:r>
-        <w:lastRenderedPageBreak/>
         <w:t>Principales usos de las especies maderables</w:t>
       </w:r>
     </w:p>
@@ -5702,7 +5867,6 @@
         <w:pStyle w:val="Ttulo3"/>
       </w:pPr>
       <w:r>
-        <w:lastRenderedPageBreak/>
         <w:t>Normativa</w:t>
       </w:r>
     </w:p>
@@ -5916,7 +6080,6 @@
         <w:pStyle w:val="Ttulo3"/>
       </w:pPr>
       <w:r>
-        <w:lastRenderedPageBreak/>
         <w:t>Estructura de especies</w:t>
       </w:r>
     </w:p>
@@ -6100,14 +6263,7 @@
         <w:rPr>
           <w:lang w:val="es-419" w:eastAsia="es-CO"/>
         </w:rPr>
-        <w:t xml:space="preserve">La estructura horizontal está relacionada con la disposición espacial de los árboles sobre el suelo. Está influida por factores como el tipo de suelo, las condiciones climáticas y la dinámica del bosque. Se define como la cobertura del estrato leñoso </w:t>
-      </w:r>
-      <w:r>
-        <w:rPr>
-          <w:lang w:val="es-419" w:eastAsia="es-CO"/>
-        </w:rPr>
-        <w:lastRenderedPageBreak/>
-        <w:t>sobre el terreno (Aguirre, 2016, p. 10). Según Acosta et al. (2006), esta estructura puede ser evaluada mediante tres índices principales:</w:t>
+        <w:t>La estructura horizontal está relacionada con la disposición espacial de los árboles sobre el suelo. Está influida por factores como el tipo de suelo, las condiciones climáticas y la dinámica del bosque. Se define como la cobertura del estrato leñoso sobre el terreno (Aguirre, 2016, p. 10). Según Acosta et al. (2006), esta estructura puede ser evaluada mediante tres índices principales:</w:t>
       </w:r>
     </w:p>
     <w:p>
@@ -6266,7 +6422,21 @@
         <w:rPr>
           <w:lang w:val="es-419" w:eastAsia="es-CO"/>
         </w:rPr>
-        <w:t>Analizar las condiciones microclimáticas (como la entrada de luz y la retención de humedad) que afectan a los organismos según su posición en el dosel forestal.</w:t>
+        <w:t xml:space="preserve">Analizar las condiciones </w:t>
+      </w:r>
+      <w:proofErr w:type="spellStart"/>
+      <w:r>
+        <w:rPr>
+          <w:lang w:val="es-419" w:eastAsia="es-CO"/>
+        </w:rPr>
+        <w:t>microclimáticas</w:t>
+      </w:r>
+      <w:proofErr w:type="spellEnd"/>
+      <w:r>
+        <w:rPr>
+          <w:lang w:val="es-419" w:eastAsia="es-CO"/>
+        </w:rPr>
+        <w:t xml:space="preserve"> (como la entrada de luz y la retención de humedad) que afectan a los organismos según su posición en el dosel forestal.</w:t>
       </w:r>
     </w:p>
     <w:p>
@@ -6288,7 +6458,6 @@
         <w:rPr>
           <w:lang w:val="es-CO"/>
         </w:rPr>
-        <w:lastRenderedPageBreak/>
         <w:t>Síntesis</w:t>
       </w:r>
       <w:bookmarkEnd w:id="16"/>
@@ -6399,7 +6568,6 @@
         <w:rPr>
           <w:lang w:val="es-CO"/>
         </w:rPr>
-        <w:lastRenderedPageBreak/>
         <w:t>Material complementario</w:t>
       </w:r>
       <w:bookmarkEnd w:id="17"/>
@@ -6610,7 +6778,6 @@
         <w:rPr>
           <w:lang w:val="es-CO"/>
         </w:rPr>
-        <w:lastRenderedPageBreak/>
         <w:t>Glosario</w:t>
       </w:r>
       <w:bookmarkEnd w:id="18"/>
@@ -6735,7 +6902,6 @@
           <w:b/>
           <w:bCs/>
         </w:rPr>
-        <w:lastRenderedPageBreak/>
         <w:t>Recursos forestales</w:t>
       </w:r>
       <w:r>
@@ -6805,7 +6971,6 @@
         <w:rPr>
           <w:lang w:val="es-CO"/>
         </w:rPr>
-        <w:lastRenderedPageBreak/>
         <w:t>Referencias bibliográficas</w:t>
       </w:r>
       <w:bookmarkEnd w:id="19"/>
@@ -6826,7 +6991,15 @@
         <w:ind w:left="993" w:firstLine="0"/>
       </w:pPr>
       <w:r>
-        <w:t xml:space="preserve">Acosta, V., Araujo, P., y Iturre, M. (2006). Caracteres estructurales de las masas. </w:t>
+        <w:t xml:space="preserve">Acosta, V., Araujo, P., y </w:t>
+      </w:r>
+      <w:proofErr w:type="spellStart"/>
+      <w:r>
+        <w:t>Iturre</w:t>
+      </w:r>
+      <w:proofErr w:type="spellEnd"/>
+      <w:r>
+        <w:t xml:space="preserve">, M. (2006). Caracteres estructurales de las masas. </w:t>
       </w:r>
       <w:hyperlink r:id="rId22" w:history="1">
         <w:r>
@@ -6889,7 +7062,23 @@
         <w:ind w:left="993" w:firstLine="0"/>
       </w:pPr>
       <w:r>
-        <w:t xml:space="preserve">Cortes, D. M., y Pineda, R. (2020). Análisis prospectivo para incentivar el ahorro y uso eficiente del agua en el Tecnoparque Agroecológico Yamboro [Tesis de maestría, Universidad de Manizales]. Repositorio institucional Universidad de Manizales. </w:t>
+        <w:t xml:space="preserve">Cortes, D. M., y Pineda, R. (2020). Análisis prospectivo para incentivar el ahorro y uso eficiente del agua en el </w:t>
+      </w:r>
+      <w:proofErr w:type="spellStart"/>
+      <w:r>
+        <w:t>Tecnoparque</w:t>
+      </w:r>
+      <w:proofErr w:type="spellEnd"/>
+      <w:r>
+        <w:t xml:space="preserve"> Agroecológico </w:t>
+      </w:r>
+      <w:proofErr w:type="spellStart"/>
+      <w:r>
+        <w:t>Yamboro</w:t>
+      </w:r>
+      <w:proofErr w:type="spellEnd"/>
+      <w:r>
+        <w:t xml:space="preserve"> [Tesis de maestría, Universidad de Manizales]. Repositorio institucional Universidad de Manizales. </w:t>
       </w:r>
       <w:hyperlink r:id="rId25" w:history="1">
         <w:r>
@@ -6939,9 +7128,13 @@
         </w:numPr>
         <w:ind w:left="993" w:firstLine="0"/>
       </w:pPr>
-      <w:r>
-        <w:lastRenderedPageBreak/>
-        <w:t xml:space="preserve">Fedemaderas. (2025). Deforestación en Colombia registró un aumento en el 2024. </w:t>
+      <w:proofErr w:type="spellStart"/>
+      <w:r>
+        <w:t>Fedemaderas</w:t>
+      </w:r>
+      <w:proofErr w:type="spellEnd"/>
+      <w:r>
+        <w:t xml:space="preserve">. (2025). Deforestación en Colombia registró un aumento en el 2024. </w:t>
       </w:r>
       <w:hyperlink r:id="rId27" w:history="1">
         <w:r>
@@ -6962,7 +7155,15 @@
         <w:ind w:left="993" w:firstLine="0"/>
       </w:pPr>
       <w:r>
-        <w:t xml:space="preserve">Fundación Aquae. (2023). Ciclos biogeoquímicos, la esencia del reciclaje natural. </w:t>
+        <w:t xml:space="preserve">Fundación </w:t>
+      </w:r>
+      <w:proofErr w:type="spellStart"/>
+      <w:r>
+        <w:t>Aquae</w:t>
+      </w:r>
+      <w:proofErr w:type="spellEnd"/>
+      <w:r>
+        <w:t xml:space="preserve">. (2023). Ciclos biogeoquímicos, la esencia del reciclaje natural. </w:t>
       </w:r>
       <w:hyperlink r:id="rId28" w:anchor=":~:text=El%20carbono%20se%20encuentra%20en%20la%20atm%C3%B3sfera,la%20respiraci%C3%B3n%20y%20la%20descomposici%C3%B3n%20de%20organismos" w:history="1">
         <w:r>
@@ -6982,8 +7183,13 @@
         </w:numPr>
         <w:ind w:left="993" w:firstLine="0"/>
       </w:pPr>
-      <w:r>
-        <w:t>Kebbe. (2022). La importancia del ecosistema forestal.</w:t>
+      <w:proofErr w:type="spellStart"/>
+      <w:r>
+        <w:t>Kebbe</w:t>
+      </w:r>
+      <w:proofErr w:type="spellEnd"/>
+      <w:r>
+        <w:t>. (2022). La importancia del ecosistema forestal.</w:t>
       </w:r>
       <w:hyperlink r:id="rId29" w:history="1">
         <w:r>
@@ -7109,16 +7315,38 @@
         <w:ind w:left="993" w:firstLine="0"/>
       </w:pPr>
       <w:r>
-        <w:t xml:space="preserve">Monroy, L., y Lizarazo, L. (2010). Identificación de hongos fitopatógenos asociados al roble (Quercus humboldtii Bonpl.), en los municipios de Encino (Santander), Arcabuco y Tipacoque (Boyacá). Colombia Forestal, 13(2), 347-356. </w:t>
+        <w:t xml:space="preserve">Monroy, L., &amp; Lizarazo, L. (2010). Identificación de hongos fitopatógenos asociados al roble (Quercus </w:t>
+      </w:r>
+      <w:proofErr w:type="spellStart"/>
+      <w:r>
+        <w:t>humboldtii</w:t>
+      </w:r>
+      <w:proofErr w:type="spellEnd"/>
+      <w:r>
+        <w:t xml:space="preserve"> </w:t>
+      </w:r>
+      <w:proofErr w:type="spellStart"/>
+      <w:r>
+        <w:t>Bonpl</w:t>
+      </w:r>
+      <w:proofErr w:type="spellEnd"/>
+      <w:r>
+        <w:t>.), en los municipios de Encino (Santander), Arcabuco y Tipacoque (Boyacá). Colombia Forestal, 13(2), 347–356.</w:t>
+      </w:r>
+      <w:r>
+        <w:t xml:space="preserve"> </w:t>
       </w:r>
       <w:hyperlink r:id="rId35" w:history="1">
         <w:r>
           <w:rPr>
             <w:rStyle w:val="Hipervnculo"/>
           </w:rPr>
-          <w:t>https://revistas.udistrital.edu.co/index.php/colfor/article/view/3270/0</w:t>
+          <w:t>https://revistas.udistrital.edu.co/index.php/colfor/article/view/3453</w:t>
         </w:r>
       </w:hyperlink>
+      <w:r>
+        <w:t xml:space="preserve"> </w:t>
+      </w:r>
     </w:p>
     <w:p>
       <w:pPr>
@@ -7151,11 +7379,15 @@
         <w:ind w:left="993" w:firstLine="0"/>
       </w:pPr>
       <w:r>
-        <w:t xml:space="preserve">SUIN Juriscol. (2022). Ley 2206 de 2022. Por medio del cual se incentiva el uso productivo de la guadua y el bambú y su sostenibilidad ambiental en el </w:t>
-      </w:r>
-      <w:r>
-        <w:lastRenderedPageBreak/>
-        <w:t xml:space="preserve">territorio Nacional. </w:t>
+        <w:t xml:space="preserve">SUIN </w:t>
+      </w:r>
+      <w:proofErr w:type="spellStart"/>
+      <w:r>
+        <w:t>Juriscol</w:t>
+      </w:r>
+      <w:proofErr w:type="spellEnd"/>
+      <w:r>
+        <w:t xml:space="preserve">. (2022). Ley 2206 de 2022. Por medio del cual se incentiva el uso productivo de la guadua y el bambú y su sostenibilidad ambiental en el territorio Nacional. </w:t>
       </w:r>
       <w:hyperlink r:id="rId37" w:history="1">
         <w:r>
@@ -7196,8 +7428,29 @@
         </w:numPr>
         <w:ind w:left="993" w:firstLine="0"/>
       </w:pPr>
-      <w:r>
-        <w:t xml:space="preserve">World Resources Institute. (2025). La pérdida de bosques globales rompe récords en 2024 impulsada por incendios masivos. </w:t>
+      <w:proofErr w:type="spellStart"/>
+      <w:r>
+        <w:t>World</w:t>
+      </w:r>
+      <w:proofErr w:type="spellEnd"/>
+      <w:r>
+        <w:t xml:space="preserve"> </w:t>
+      </w:r>
+      <w:proofErr w:type="spellStart"/>
+      <w:r>
+        <w:t>Resources</w:t>
+      </w:r>
+      <w:proofErr w:type="spellEnd"/>
+      <w:r>
+        <w:t xml:space="preserve"> </w:t>
+      </w:r>
+      <w:proofErr w:type="spellStart"/>
+      <w:r>
+        <w:t>Institute</w:t>
+      </w:r>
+      <w:proofErr w:type="spellEnd"/>
+      <w:r>
+        <w:t xml:space="preserve">. (2025). La pérdida de bosques globales rompe récords en 2024 impulsada por incendios masivos. </w:t>
       </w:r>
       <w:hyperlink r:id="rId39" w:history="1">
         <w:r>
@@ -7220,7 +7473,6 @@
         <w:rPr>
           <w:lang w:val="es-CO"/>
         </w:rPr>
-        <w:lastRenderedPageBreak/>
         <w:t>Créditos</w:t>
       </w:r>
       <w:bookmarkEnd w:id="20"/>
@@ -7328,11 +7580,19 @@
                 <w:lang w:val="es-CO"/>
               </w:rPr>
             </w:pPr>
+            <w:proofErr w:type="spellStart"/>
             <w:r>
               <w:rPr>
                 <w:lang w:val="es-CO"/>
               </w:rPr>
-              <w:t>Milady Tatiana Villamil Castellanos</w:t>
+              <w:t>Milady</w:t>
+            </w:r>
+            <w:proofErr w:type="spellEnd"/>
+            <w:r>
+              <w:rPr>
+                <w:lang w:val="es-CO"/>
+              </w:rPr>
+              <w:t xml:space="preserve"> Tatiana Villamil Castellanos</w:t>
             </w:r>
           </w:p>
         </w:tc>
@@ -7397,8 +7657,16 @@
               <w:rPr>
                 <w:lang w:val="es-CO"/>
               </w:rPr>
-              <w:t>Olga Constanza Bermúdez Jaimes</w:t>
-            </w:r>
+              <w:t xml:space="preserve">Olga Constanza Bermúdez </w:t>
+            </w:r>
+            <w:proofErr w:type="spellStart"/>
+            <w:r>
+              <w:rPr>
+                <w:lang w:val="es-CO"/>
+              </w:rPr>
+              <w:t>Jaimes</w:t>
+            </w:r>
+            <w:proofErr w:type="spellEnd"/>
           </w:p>
         </w:tc>
         <w:tc>
@@ -7473,11 +7741,19 @@
                 <w:lang w:val="es-CO"/>
               </w:rPr>
             </w:pPr>
+            <w:proofErr w:type="spellStart"/>
             <w:r>
               <w:rPr>
                 <w:lang w:val="es-CO"/>
               </w:rPr>
-              <w:t>Deya Maritza Cortes Enríquez</w:t>
+              <w:t>Deya</w:t>
+            </w:r>
+            <w:proofErr w:type="spellEnd"/>
+            <w:r>
+              <w:rPr>
+                <w:lang w:val="es-CO"/>
+              </w:rPr>
+              <w:t xml:space="preserve"> Maritza Cortes Enríquez</w:t>
             </w:r>
           </w:p>
         </w:tc>
@@ -7739,6 +8015,7 @@
               </w:rPr>
               <w:t xml:space="preserve"> </w:t>
             </w:r>
+            <w:proofErr w:type="spellStart"/>
             <w:r>
               <w:rPr>
                 <w:rStyle w:val="Extranjerismo"/>
@@ -7746,6 +8023,7 @@
               </w:rPr>
               <w:t>stack</w:t>
             </w:r>
+            <w:proofErr w:type="spellEnd"/>
           </w:p>
         </w:tc>
         <w:tc>
@@ -8186,7 +8464,6 @@
               <w:rPr>
                 <w:lang w:val="es-CO"/>
               </w:rPr>
-              <w:lastRenderedPageBreak/>
               <w:t>Raúl Mosquera Serrano</w:t>
             </w:r>
           </w:p>
@@ -8348,7 +8625,7 @@
 </file>
 
 <file path=word/endnotes.xml><?xml version="1.0" encoding="utf-8"?>
-<w:endnotes xmlns:wpc="http://schemas.microsoft.com/office/word/2010/wordprocessingCanvas" xmlns:cx="http://schemas.microsoft.com/office/drawing/2014/chartex" xmlns:cx1="http://schemas.microsoft.com/office/drawing/2015/9/8/chartex" xmlns:cx2="http://schemas.microsoft.com/office/drawing/2015/10/21/chartex" xmlns:cx3="http://schemas.microsoft.com/office/drawing/2016/5/9/chartex" xmlns:cx4="http://schemas.microsoft.com/office/drawing/2016/5/10/chartex" xmlns:cx5="http://schemas.microsoft.com/office/drawing/2016/5/11/chartex" xmlns:cx6="http://schemas.microsoft.com/office/drawing/2016/5/12/chartex" xmlns:cx7="http://schemas.microsoft.com/office/drawing/2016/5/13/chartex" xmlns:cx8="http://schemas.microsoft.com/office/drawing/2016/5/14/chartex" xmlns:mc="http://schemas.openxmlformats.org/markup-compatibility/2006" xmlns:aink="http://schemas.microsoft.com/office/drawing/2016/ink" xmlns:am3d="http://schemas.microsoft.com/office/drawing/2017/model3d" xmlns:o="urn:schemas-microsoft-com:office:office" xmlns:oel="http://schemas.microsoft.com/office/2019/extlst" xmlns:r="http://schemas.openxmlformats.org/officeDocument/2006/relationships" xmlns:m="http://schemas.openxmlformats.org/officeDocument/2006/math" xmlns:v="urn:schemas-microsoft-com:vml" xmlns:wp14="http://schemas.microsoft.com/office/word/2010/wordprocessingDrawing" xmlns:wp="http://schemas.openxmlformats.org/drawingml/2006/wordprocessingDrawing" xmlns:w10="urn:schemas-microsoft-com:office:word" xmlns:w="http://schemas.openxmlformats.org/wordprocessingml/2006/main" xmlns:w14="http://schemas.microsoft.com/office/word/2010/wordml" xmlns:w15="http://schemas.microsoft.com/office/word/2012/wordml" xmlns:w16cex="http://schemas.microsoft.com/office/word/2018/wordml/cex" xmlns:w16cid="http://schemas.microsoft.com/office/word/2016/wordml/cid" xmlns:w16="http://schemas.microsoft.com/office/word/2018/wordml" xmlns:w16sdtdh="http://schemas.microsoft.com/office/word/2020/wordml/sdtdatahash" xmlns:w16se="http://schemas.microsoft.com/office/word/2015/wordml/symex" xmlns:wpg="http://schemas.microsoft.com/office/word/2010/wordprocessingGroup" xmlns:wpi="http://schemas.microsoft.com/office/word/2010/wordprocessingInk" xmlns:wne="http://schemas.microsoft.com/office/word/2006/wordml" xmlns:wps="http://schemas.microsoft.com/office/word/2010/wordprocessingShape" mc:Ignorable="w14 w15 w16se w16cid w16 w16cex w16sdtdh wp14">
+<w:endnotes xmlns:wpc="http://schemas.microsoft.com/office/word/2010/wordprocessingCanvas" xmlns:cx="http://schemas.microsoft.com/office/drawing/2014/chartex" xmlns:cx1="http://schemas.microsoft.com/office/drawing/2015/9/8/chartex" xmlns:cx2="http://schemas.microsoft.com/office/drawing/2015/10/21/chartex" xmlns:cx3="http://schemas.microsoft.com/office/drawing/2016/5/9/chartex" xmlns:cx4="http://schemas.microsoft.com/office/drawing/2016/5/10/chartex" xmlns:cx5="http://schemas.microsoft.com/office/drawing/2016/5/11/chartex" xmlns:cx6="http://schemas.microsoft.com/office/drawing/2016/5/12/chartex" xmlns:cx7="http://schemas.microsoft.com/office/drawing/2016/5/13/chartex" xmlns:cx8="http://schemas.microsoft.com/office/drawing/2016/5/14/chartex" xmlns:mc="http://schemas.openxmlformats.org/markup-compatibility/2006" xmlns:aink="http://schemas.microsoft.com/office/drawing/2016/ink" xmlns:am3d="http://schemas.microsoft.com/office/drawing/2017/model3d" xmlns:o="urn:schemas-microsoft-com:office:office" xmlns:r="http://schemas.openxmlformats.org/officeDocument/2006/relationships" xmlns:m="http://schemas.openxmlformats.org/officeDocument/2006/math" xmlns:v="urn:schemas-microsoft-com:vml" xmlns:wp14="http://schemas.microsoft.com/office/word/2010/wordprocessingDrawing" xmlns:wp="http://schemas.openxmlformats.org/drawingml/2006/wordprocessingDrawing" xmlns:w10="urn:schemas-microsoft-com:office:word" xmlns:w="http://schemas.openxmlformats.org/wordprocessingml/2006/main" xmlns:w14="http://schemas.microsoft.com/office/word/2010/wordml" xmlns:w15="http://schemas.microsoft.com/office/word/2012/wordml" xmlns:w16cex="http://schemas.microsoft.com/office/word/2018/wordml/cex" xmlns:w16cid="http://schemas.microsoft.com/office/word/2016/wordml/cid" xmlns:w16="http://schemas.microsoft.com/office/word/2018/wordml" xmlns:w16se="http://schemas.microsoft.com/office/word/2015/wordml/symex" xmlns:wpg="http://schemas.microsoft.com/office/word/2010/wordprocessingGroup" xmlns:wpi="http://schemas.microsoft.com/office/word/2010/wordprocessingInk" xmlns:wne="http://schemas.microsoft.com/office/word/2006/wordml" xmlns:wps="http://schemas.microsoft.com/office/word/2010/wordprocessingShape" mc:Ignorable="w14 w15 w16se w16cid w16 w16cex wp14">
   <w:endnote w:type="separator" w:id="-1">
     <w:p>
       <w:pPr>
@@ -8373,7 +8650,7 @@
 </file>
 
 <file path=word/footer1.xml><?xml version="1.0" encoding="utf-8"?>
-<w:ftr xmlns:wpc="http://schemas.microsoft.com/office/word/2010/wordprocessingCanvas" xmlns:cx="http://schemas.microsoft.com/office/drawing/2014/chartex" xmlns:cx1="http://schemas.microsoft.com/office/drawing/2015/9/8/chartex" xmlns:cx2="http://schemas.microsoft.com/office/drawing/2015/10/21/chartex" xmlns:cx3="http://schemas.microsoft.com/office/drawing/2016/5/9/chartex" xmlns:cx4="http://schemas.microsoft.com/office/drawing/2016/5/10/chartex" xmlns:cx5="http://schemas.microsoft.com/office/drawing/2016/5/11/chartex" xmlns:cx6="http://schemas.microsoft.com/office/drawing/2016/5/12/chartex" xmlns:cx7="http://schemas.microsoft.com/office/drawing/2016/5/13/chartex" xmlns:cx8="http://schemas.microsoft.com/office/drawing/2016/5/14/chartex" xmlns:mc="http://schemas.openxmlformats.org/markup-compatibility/2006" xmlns:aink="http://schemas.microsoft.com/office/drawing/2016/ink" xmlns:am3d="http://schemas.microsoft.com/office/drawing/2017/model3d" xmlns:o="urn:schemas-microsoft-com:office:office" xmlns:oel="http://schemas.microsoft.com/office/2019/extlst" xmlns:r="http://schemas.openxmlformats.org/officeDocument/2006/relationships" xmlns:m="http://schemas.openxmlformats.org/officeDocument/2006/math" xmlns:v="urn:schemas-microsoft-com:vml" xmlns:wp14="http://schemas.microsoft.com/office/word/2010/wordprocessingDrawing" xmlns:wp="http://schemas.openxmlformats.org/drawingml/2006/wordprocessingDrawing" xmlns:w10="urn:schemas-microsoft-com:office:word" xmlns:w="http://schemas.openxmlformats.org/wordprocessingml/2006/main" xmlns:w14="http://schemas.microsoft.com/office/word/2010/wordml" xmlns:w15="http://schemas.microsoft.com/office/word/2012/wordml" xmlns:w16cex="http://schemas.microsoft.com/office/word/2018/wordml/cex" xmlns:w16cid="http://schemas.microsoft.com/office/word/2016/wordml/cid" xmlns:w16="http://schemas.microsoft.com/office/word/2018/wordml" xmlns:w16sdtdh="http://schemas.microsoft.com/office/word/2020/wordml/sdtdatahash" xmlns:w16se="http://schemas.microsoft.com/office/word/2015/wordml/symex" xmlns:wpg="http://schemas.microsoft.com/office/word/2010/wordprocessingGroup" xmlns:wpi="http://schemas.microsoft.com/office/word/2010/wordprocessingInk" xmlns:wne="http://schemas.microsoft.com/office/word/2006/wordml" xmlns:wps="http://schemas.microsoft.com/office/word/2010/wordprocessingShape" mc:Ignorable="w14 w15 w16se w16cid w16 w16cex w16sdtdh wp14">
+<w:ftr xmlns:wpc="http://schemas.microsoft.com/office/word/2010/wordprocessingCanvas" xmlns:cx="http://schemas.microsoft.com/office/drawing/2014/chartex" xmlns:cx1="http://schemas.microsoft.com/office/drawing/2015/9/8/chartex" xmlns:cx2="http://schemas.microsoft.com/office/drawing/2015/10/21/chartex" xmlns:cx3="http://schemas.microsoft.com/office/drawing/2016/5/9/chartex" xmlns:cx4="http://schemas.microsoft.com/office/drawing/2016/5/10/chartex" xmlns:cx5="http://schemas.microsoft.com/office/drawing/2016/5/11/chartex" xmlns:cx6="http://schemas.microsoft.com/office/drawing/2016/5/12/chartex" xmlns:cx7="http://schemas.microsoft.com/office/drawing/2016/5/13/chartex" xmlns:cx8="http://schemas.microsoft.com/office/drawing/2016/5/14/chartex" xmlns:mc="http://schemas.openxmlformats.org/markup-compatibility/2006" xmlns:aink="http://schemas.microsoft.com/office/drawing/2016/ink" xmlns:am3d="http://schemas.microsoft.com/office/drawing/2017/model3d" xmlns:o="urn:schemas-microsoft-com:office:office" xmlns:r="http://schemas.openxmlformats.org/officeDocument/2006/relationships" xmlns:m="http://schemas.openxmlformats.org/officeDocument/2006/math" xmlns:v="urn:schemas-microsoft-com:vml" xmlns:wp14="http://schemas.microsoft.com/office/word/2010/wordprocessingDrawing" xmlns:wp="http://schemas.openxmlformats.org/drawingml/2006/wordprocessingDrawing" xmlns:w10="urn:schemas-microsoft-com:office:word" xmlns:w="http://schemas.openxmlformats.org/wordprocessingml/2006/main" xmlns:w14="http://schemas.microsoft.com/office/word/2010/wordml" xmlns:w15="http://schemas.microsoft.com/office/word/2012/wordml" xmlns:w16cex="http://schemas.microsoft.com/office/word/2018/wordml/cex" xmlns:w16cid="http://schemas.microsoft.com/office/word/2016/wordml/cid" xmlns:w16="http://schemas.microsoft.com/office/word/2018/wordml" xmlns:w16se="http://schemas.microsoft.com/office/word/2015/wordml/symex" xmlns:wpg="http://schemas.microsoft.com/office/word/2010/wordprocessingGroup" xmlns:wpi="http://schemas.microsoft.com/office/word/2010/wordprocessingInk" xmlns:wne="http://schemas.microsoft.com/office/word/2006/wordml" xmlns:wps="http://schemas.microsoft.com/office/word/2010/wordprocessingShape" mc:Ignorable="w14 w15 w16se w16cid w16 w16cex wp14">
   <w:sdt>
     <w:sdtPr>
       <w:id w:val="-1465197936"/>
@@ -8382,6 +8659,7 @@
         <w:docPartUnique/>
       </w:docPartObj>
     </w:sdtPr>
+    <w:sdtEndPr/>
     <w:sdtContent>
       <w:p>
         <w:pPr>
@@ -8418,7 +8696,7 @@
 </file>
 
 <file path=word/footnotes.xml><?xml version="1.0" encoding="utf-8"?>
-<w:footnotes xmlns:wpc="http://schemas.microsoft.com/office/word/2010/wordprocessingCanvas" xmlns:cx="http://schemas.microsoft.com/office/drawing/2014/chartex" xmlns:cx1="http://schemas.microsoft.com/office/drawing/2015/9/8/chartex" xmlns:cx2="http://schemas.microsoft.com/office/drawing/2015/10/21/chartex" xmlns:cx3="http://schemas.microsoft.com/office/drawing/2016/5/9/chartex" xmlns:cx4="http://schemas.microsoft.com/office/drawing/2016/5/10/chartex" xmlns:cx5="http://schemas.microsoft.com/office/drawing/2016/5/11/chartex" xmlns:cx6="http://schemas.microsoft.com/office/drawing/2016/5/12/chartex" xmlns:cx7="http://schemas.microsoft.com/office/drawing/2016/5/13/chartex" xmlns:cx8="http://schemas.microsoft.com/office/drawing/2016/5/14/chartex" xmlns:mc="http://schemas.openxmlformats.org/markup-compatibility/2006" xmlns:aink="http://schemas.microsoft.com/office/drawing/2016/ink" xmlns:am3d="http://schemas.microsoft.com/office/drawing/2017/model3d" xmlns:o="urn:schemas-microsoft-com:office:office" xmlns:oel="http://schemas.microsoft.com/office/2019/extlst" xmlns:r="http://schemas.openxmlformats.org/officeDocument/2006/relationships" xmlns:m="http://schemas.openxmlformats.org/officeDocument/2006/math" xmlns:v="urn:schemas-microsoft-com:vml" xmlns:wp14="http://schemas.microsoft.com/office/word/2010/wordprocessingDrawing" xmlns:wp="http://schemas.openxmlformats.org/drawingml/2006/wordprocessingDrawing" xmlns:w10="urn:schemas-microsoft-com:office:word" xmlns:w="http://schemas.openxmlformats.org/wordprocessingml/2006/main" xmlns:w14="http://schemas.microsoft.com/office/word/2010/wordml" xmlns:w15="http://schemas.microsoft.com/office/word/2012/wordml" xmlns:w16cex="http://schemas.microsoft.com/office/word/2018/wordml/cex" xmlns:w16cid="http://schemas.microsoft.com/office/word/2016/wordml/cid" xmlns:w16="http://schemas.microsoft.com/office/word/2018/wordml" xmlns:w16sdtdh="http://schemas.microsoft.com/office/word/2020/wordml/sdtdatahash" xmlns:w16se="http://schemas.microsoft.com/office/word/2015/wordml/symex" xmlns:wpg="http://schemas.microsoft.com/office/word/2010/wordprocessingGroup" xmlns:wpi="http://schemas.microsoft.com/office/word/2010/wordprocessingInk" xmlns:wne="http://schemas.microsoft.com/office/word/2006/wordml" xmlns:wps="http://schemas.microsoft.com/office/word/2010/wordprocessingShape" mc:Ignorable="w14 w15 w16se w16cid w16 w16cex w16sdtdh wp14">
+<w:footnotes xmlns:wpc="http://schemas.microsoft.com/office/word/2010/wordprocessingCanvas" xmlns:cx="http://schemas.microsoft.com/office/drawing/2014/chartex" xmlns:cx1="http://schemas.microsoft.com/office/drawing/2015/9/8/chartex" xmlns:cx2="http://schemas.microsoft.com/office/drawing/2015/10/21/chartex" xmlns:cx3="http://schemas.microsoft.com/office/drawing/2016/5/9/chartex" xmlns:cx4="http://schemas.microsoft.com/office/drawing/2016/5/10/chartex" xmlns:cx5="http://schemas.microsoft.com/office/drawing/2016/5/11/chartex" xmlns:cx6="http://schemas.microsoft.com/office/drawing/2016/5/12/chartex" xmlns:cx7="http://schemas.microsoft.com/office/drawing/2016/5/13/chartex" xmlns:cx8="http://schemas.microsoft.com/office/drawing/2016/5/14/chartex" xmlns:mc="http://schemas.openxmlformats.org/markup-compatibility/2006" xmlns:aink="http://schemas.microsoft.com/office/drawing/2016/ink" xmlns:am3d="http://schemas.microsoft.com/office/drawing/2017/model3d" xmlns:o="urn:schemas-microsoft-com:office:office" xmlns:r="http://schemas.openxmlformats.org/officeDocument/2006/relationships" xmlns:m="http://schemas.openxmlformats.org/officeDocument/2006/math" xmlns:v="urn:schemas-microsoft-com:vml" xmlns:wp14="http://schemas.microsoft.com/office/word/2010/wordprocessingDrawing" xmlns:wp="http://schemas.openxmlformats.org/drawingml/2006/wordprocessingDrawing" xmlns:w10="urn:schemas-microsoft-com:office:word" xmlns:w="http://schemas.openxmlformats.org/wordprocessingml/2006/main" xmlns:w14="http://schemas.microsoft.com/office/word/2010/wordml" xmlns:w15="http://schemas.microsoft.com/office/word/2012/wordml" xmlns:w16cex="http://schemas.microsoft.com/office/word/2018/wordml/cex" xmlns:w16cid="http://schemas.microsoft.com/office/word/2016/wordml/cid" xmlns:w16="http://schemas.microsoft.com/office/word/2018/wordml" xmlns:w16se="http://schemas.microsoft.com/office/word/2015/wordml/symex" xmlns:wpg="http://schemas.microsoft.com/office/word/2010/wordprocessingGroup" xmlns:wpi="http://schemas.microsoft.com/office/word/2010/wordprocessingInk" xmlns:wne="http://schemas.microsoft.com/office/word/2006/wordml" xmlns:wps="http://schemas.microsoft.com/office/word/2010/wordprocessingShape" mc:Ignorable="w14 w15 w16se w16cid w16 w16cex wp14">
   <w:footnote w:type="separator" w:id="-1">
     <w:p>
       <w:pPr>
@@ -8443,7 +8721,7 @@
 </file>
 
 <file path=word/header1.xml><?xml version="1.0" encoding="utf-8"?>
-<w:hdr xmlns:wpc="http://schemas.microsoft.com/office/word/2010/wordprocessingCanvas" xmlns:cx="http://schemas.microsoft.com/office/drawing/2014/chartex" xmlns:cx1="http://schemas.microsoft.com/office/drawing/2015/9/8/chartex" xmlns:cx2="http://schemas.microsoft.com/office/drawing/2015/10/21/chartex" xmlns:cx3="http://schemas.microsoft.com/office/drawing/2016/5/9/chartex" xmlns:cx4="http://schemas.microsoft.com/office/drawing/2016/5/10/chartex" xmlns:cx5="http://schemas.microsoft.com/office/drawing/2016/5/11/chartex" xmlns:cx6="http://schemas.microsoft.com/office/drawing/2016/5/12/chartex" xmlns:cx7="http://schemas.microsoft.com/office/drawing/2016/5/13/chartex" xmlns:cx8="http://schemas.microsoft.com/office/drawing/2016/5/14/chartex" xmlns:mc="http://schemas.openxmlformats.org/markup-compatibility/2006" xmlns:aink="http://schemas.microsoft.com/office/drawing/2016/ink" xmlns:am3d="http://schemas.microsoft.com/office/drawing/2017/model3d" xmlns:o="urn:schemas-microsoft-com:office:office" xmlns:oel="http://schemas.microsoft.com/office/2019/extlst" xmlns:r="http://schemas.openxmlformats.org/officeDocument/2006/relationships" xmlns:m="http://schemas.openxmlformats.org/officeDocument/2006/math" xmlns:v="urn:schemas-microsoft-com:vml" xmlns:wp14="http://schemas.microsoft.com/office/word/2010/wordprocessingDrawing" xmlns:wp="http://schemas.openxmlformats.org/drawingml/2006/wordprocessingDrawing" xmlns:w10="urn:schemas-microsoft-com:office:word" xmlns:w="http://schemas.openxmlformats.org/wordprocessingml/2006/main" xmlns:w14="http://schemas.microsoft.com/office/word/2010/wordml" xmlns:w15="http://schemas.microsoft.com/office/word/2012/wordml" xmlns:w16cex="http://schemas.microsoft.com/office/word/2018/wordml/cex" xmlns:w16cid="http://schemas.microsoft.com/office/word/2016/wordml/cid" xmlns:w16="http://schemas.microsoft.com/office/word/2018/wordml" xmlns:w16sdtdh="http://schemas.microsoft.com/office/word/2020/wordml/sdtdatahash" xmlns:w16se="http://schemas.microsoft.com/office/word/2015/wordml/symex" xmlns:wpg="http://schemas.microsoft.com/office/word/2010/wordprocessingGroup" xmlns:wpi="http://schemas.microsoft.com/office/word/2010/wordprocessingInk" xmlns:wne="http://schemas.microsoft.com/office/word/2006/wordml" xmlns:wps="http://schemas.microsoft.com/office/word/2010/wordprocessingShape" mc:Ignorable="w14 w15 w16se w16cid w16 w16cex w16sdtdh wp14">
+<w:hdr xmlns:wpc="http://schemas.microsoft.com/office/word/2010/wordprocessingCanvas" xmlns:cx="http://schemas.microsoft.com/office/drawing/2014/chartex" xmlns:cx1="http://schemas.microsoft.com/office/drawing/2015/9/8/chartex" xmlns:cx2="http://schemas.microsoft.com/office/drawing/2015/10/21/chartex" xmlns:cx3="http://schemas.microsoft.com/office/drawing/2016/5/9/chartex" xmlns:cx4="http://schemas.microsoft.com/office/drawing/2016/5/10/chartex" xmlns:cx5="http://schemas.microsoft.com/office/drawing/2016/5/11/chartex" xmlns:cx6="http://schemas.microsoft.com/office/drawing/2016/5/12/chartex" xmlns:cx7="http://schemas.microsoft.com/office/drawing/2016/5/13/chartex" xmlns:cx8="http://schemas.microsoft.com/office/drawing/2016/5/14/chartex" xmlns:mc="http://schemas.openxmlformats.org/markup-compatibility/2006" xmlns:aink="http://schemas.microsoft.com/office/drawing/2016/ink" xmlns:am3d="http://schemas.microsoft.com/office/drawing/2017/model3d" xmlns:o="urn:schemas-microsoft-com:office:office" xmlns:r="http://schemas.openxmlformats.org/officeDocument/2006/relationships" xmlns:m="http://schemas.openxmlformats.org/officeDocument/2006/math" xmlns:v="urn:schemas-microsoft-com:vml" xmlns:wp14="http://schemas.microsoft.com/office/word/2010/wordprocessingDrawing" xmlns:wp="http://schemas.openxmlformats.org/drawingml/2006/wordprocessingDrawing" xmlns:w10="urn:schemas-microsoft-com:office:word" xmlns:w="http://schemas.openxmlformats.org/wordprocessingml/2006/main" xmlns:w14="http://schemas.microsoft.com/office/word/2010/wordml" xmlns:w15="http://schemas.microsoft.com/office/word/2012/wordml" xmlns:w16cex="http://schemas.microsoft.com/office/word/2018/wordml/cex" xmlns:w16cid="http://schemas.microsoft.com/office/word/2016/wordml/cid" xmlns:w16="http://schemas.microsoft.com/office/word/2018/wordml" xmlns:w16se="http://schemas.microsoft.com/office/word/2015/wordml/symex" xmlns:wpg="http://schemas.microsoft.com/office/word/2010/wordprocessingGroup" xmlns:wpi="http://schemas.microsoft.com/office/word/2010/wordprocessingInk" xmlns:wne="http://schemas.microsoft.com/office/word/2006/wordml" xmlns:wps="http://schemas.microsoft.com/office/word/2010/wordprocessingShape" mc:Ignorable="w14 w15 w16se w16cid w16 w16cex wp14">
   <w:p>
     <w:pPr>
       <w:pStyle w:val="Encabezado"/>
@@ -8529,7 +8807,7 @@
 </file>
 
 <file path=word/numbering.xml><?xml version="1.0" encoding="utf-8"?>
-<w:numbering xmlns:wpc="http://schemas.microsoft.com/office/word/2010/wordprocessingCanvas" xmlns:cx="http://schemas.microsoft.com/office/drawing/2014/chartex" xmlns:cx1="http://schemas.microsoft.com/office/drawing/2015/9/8/chartex" xmlns:cx2="http://schemas.microsoft.com/office/drawing/2015/10/21/chartex" xmlns:cx3="http://schemas.microsoft.com/office/drawing/2016/5/9/chartex" xmlns:cx4="http://schemas.microsoft.com/office/drawing/2016/5/10/chartex" xmlns:cx5="http://schemas.microsoft.com/office/drawing/2016/5/11/chartex" xmlns:cx6="http://schemas.microsoft.com/office/drawing/2016/5/12/chartex" xmlns:cx7="http://schemas.microsoft.com/office/drawing/2016/5/13/chartex" xmlns:cx8="http://schemas.microsoft.com/office/drawing/2016/5/14/chartex" xmlns:mc="http://schemas.openxmlformats.org/markup-compatibility/2006" xmlns:aink="http://schemas.microsoft.com/office/drawing/2016/ink" xmlns:am3d="http://schemas.microsoft.com/office/drawing/2017/model3d" xmlns:o="urn:schemas-microsoft-com:office:office" xmlns:oel="http://schemas.microsoft.com/office/2019/extlst" xmlns:r="http://schemas.openxmlformats.org/officeDocument/2006/relationships" xmlns:m="http://schemas.openxmlformats.org/officeDocument/2006/math" xmlns:v="urn:schemas-microsoft-com:vml" xmlns:wp14="http://schemas.microsoft.com/office/word/2010/wordprocessingDrawing" xmlns:wp="http://schemas.openxmlformats.org/drawingml/2006/wordprocessingDrawing" xmlns:w10="urn:schemas-microsoft-com:office:word" xmlns:w="http://schemas.openxmlformats.org/wordprocessingml/2006/main" xmlns:w14="http://schemas.microsoft.com/office/word/2010/wordml" xmlns:w15="http://schemas.microsoft.com/office/word/2012/wordml" xmlns:w16cex="http://schemas.microsoft.com/office/word/2018/wordml/cex" xmlns:w16cid="http://schemas.microsoft.com/office/word/2016/wordml/cid" xmlns:w16="http://schemas.microsoft.com/office/word/2018/wordml" xmlns:w16sdtdh="http://schemas.microsoft.com/office/word/2020/wordml/sdtdatahash" xmlns:w16se="http://schemas.microsoft.com/office/word/2015/wordml/symex" xmlns:wpg="http://schemas.microsoft.com/office/word/2010/wordprocessingGroup" xmlns:wpi="http://schemas.microsoft.com/office/word/2010/wordprocessingInk" xmlns:wne="http://schemas.microsoft.com/office/word/2006/wordml" xmlns:wps="http://schemas.microsoft.com/office/word/2010/wordprocessingShape" mc:Ignorable="w14 w15 w16se w16cid w16 w16cex w16sdtdh wp14">
+<w:numbering xmlns:wpc="http://schemas.microsoft.com/office/word/2010/wordprocessingCanvas" xmlns:cx="http://schemas.microsoft.com/office/drawing/2014/chartex" xmlns:cx1="http://schemas.microsoft.com/office/drawing/2015/9/8/chartex" xmlns:cx2="http://schemas.microsoft.com/office/drawing/2015/10/21/chartex" xmlns:cx3="http://schemas.microsoft.com/office/drawing/2016/5/9/chartex" xmlns:cx4="http://schemas.microsoft.com/office/drawing/2016/5/10/chartex" xmlns:cx5="http://schemas.microsoft.com/office/drawing/2016/5/11/chartex" xmlns:cx6="http://schemas.microsoft.com/office/drawing/2016/5/12/chartex" xmlns:cx7="http://schemas.microsoft.com/office/drawing/2016/5/13/chartex" xmlns:cx8="http://schemas.microsoft.com/office/drawing/2016/5/14/chartex" xmlns:mc="http://schemas.openxmlformats.org/markup-compatibility/2006" xmlns:aink="http://schemas.microsoft.com/office/drawing/2016/ink" xmlns:am3d="http://schemas.microsoft.com/office/drawing/2017/model3d" xmlns:o="urn:schemas-microsoft-com:office:office" xmlns:r="http://schemas.openxmlformats.org/officeDocument/2006/relationships" xmlns:m="http://schemas.openxmlformats.org/officeDocument/2006/math" xmlns:v="urn:schemas-microsoft-com:vml" xmlns:wp14="http://schemas.microsoft.com/office/word/2010/wordprocessingDrawing" xmlns:wp="http://schemas.openxmlformats.org/drawingml/2006/wordprocessingDrawing" xmlns:w10="urn:schemas-microsoft-com:office:word" xmlns:w="http://schemas.openxmlformats.org/wordprocessingml/2006/main" xmlns:w14="http://schemas.microsoft.com/office/word/2010/wordml" xmlns:w15="http://schemas.microsoft.com/office/word/2012/wordml" xmlns:w16cex="http://schemas.microsoft.com/office/word/2018/wordml/cex" xmlns:w16cid="http://schemas.microsoft.com/office/word/2016/wordml/cid" xmlns:w16="http://schemas.microsoft.com/office/word/2018/wordml" xmlns:w16se="http://schemas.microsoft.com/office/word/2015/wordml/symex" xmlns:wpg="http://schemas.microsoft.com/office/word/2010/wordprocessingGroup" xmlns:wpi="http://schemas.microsoft.com/office/word/2010/wordprocessingInk" xmlns:wne="http://schemas.microsoft.com/office/word/2006/wordml" xmlns:wps="http://schemas.microsoft.com/office/word/2010/wordprocessingShape" mc:Ignorable="w14 w15 w16se w16cid w16 w16cex wp14">
   <w:abstractNum w:abstractNumId="0" w15:restartNumberingAfterBreak="0">
     <w:nsid w:val="FFFFFF89"/>
     <w:multiLevelType w:val="singleLevel"/>
@@ -11110,76 +11388,76 @@
       </w:pPr>
     </w:lvl>
   </w:abstractNum>
-  <w:num w:numId="1" w16cid:durableId="2000957126">
+  <w:num w:numId="1">
     <w:abstractNumId w:val="23"/>
   </w:num>
-  <w:num w:numId="2" w16cid:durableId="1585263860">
+  <w:num w:numId="2">
     <w:abstractNumId w:val="0"/>
   </w:num>
-  <w:num w:numId="3" w16cid:durableId="1338381655">
+  <w:num w:numId="3">
     <w:abstractNumId w:val="9"/>
   </w:num>
-  <w:num w:numId="4" w16cid:durableId="1532257930">
+  <w:num w:numId="4">
     <w:abstractNumId w:val="19"/>
   </w:num>
-  <w:num w:numId="5" w16cid:durableId="998075588">
+  <w:num w:numId="5">
     <w:abstractNumId w:val="13"/>
   </w:num>
-  <w:num w:numId="6" w16cid:durableId="1960992267">
+  <w:num w:numId="6">
     <w:abstractNumId w:val="4"/>
   </w:num>
-  <w:num w:numId="7" w16cid:durableId="1222401801">
+  <w:num w:numId="7">
     <w:abstractNumId w:val="6"/>
   </w:num>
-  <w:num w:numId="8" w16cid:durableId="3092318">
+  <w:num w:numId="8">
     <w:abstractNumId w:val="21"/>
   </w:num>
-  <w:num w:numId="9" w16cid:durableId="1804956222">
+  <w:num w:numId="9">
     <w:abstractNumId w:val="3"/>
   </w:num>
-  <w:num w:numId="10" w16cid:durableId="1550923540">
+  <w:num w:numId="10">
     <w:abstractNumId w:val="10"/>
   </w:num>
-  <w:num w:numId="11" w16cid:durableId="1295255483">
+  <w:num w:numId="11">
     <w:abstractNumId w:val="16"/>
   </w:num>
-  <w:num w:numId="12" w16cid:durableId="1536038056">
+  <w:num w:numId="12">
     <w:abstractNumId w:val="5"/>
   </w:num>
-  <w:num w:numId="13" w16cid:durableId="333801636">
+  <w:num w:numId="13">
     <w:abstractNumId w:val="11"/>
   </w:num>
-  <w:num w:numId="14" w16cid:durableId="103813385">
+  <w:num w:numId="14">
     <w:abstractNumId w:val="18"/>
   </w:num>
-  <w:num w:numId="15" w16cid:durableId="415371271">
+  <w:num w:numId="15">
     <w:abstractNumId w:val="2"/>
   </w:num>
-  <w:num w:numId="16" w16cid:durableId="695808344">
+  <w:num w:numId="16">
     <w:abstractNumId w:val="14"/>
   </w:num>
-  <w:num w:numId="17" w16cid:durableId="245194786">
+  <w:num w:numId="17">
     <w:abstractNumId w:val="15"/>
   </w:num>
-  <w:num w:numId="18" w16cid:durableId="1718117212">
+  <w:num w:numId="18">
     <w:abstractNumId w:val="1"/>
   </w:num>
-  <w:num w:numId="19" w16cid:durableId="2046328782">
+  <w:num w:numId="19">
     <w:abstractNumId w:val="17"/>
   </w:num>
-  <w:num w:numId="20" w16cid:durableId="768549105">
+  <w:num w:numId="20">
     <w:abstractNumId w:val="22"/>
   </w:num>
-  <w:num w:numId="21" w16cid:durableId="2014870774">
+  <w:num w:numId="21">
     <w:abstractNumId w:val="12"/>
   </w:num>
-  <w:num w:numId="22" w16cid:durableId="1806697535">
+  <w:num w:numId="22">
     <w:abstractNumId w:val="7"/>
   </w:num>
-  <w:num w:numId="23" w16cid:durableId="1260680385">
+  <w:num w:numId="23">
     <w:abstractNumId w:val="20"/>
   </w:num>
-  <w:num w:numId="24" w16cid:durableId="1665427920">
+  <w:num w:numId="24">
     <w:abstractNumId w:val="8"/>
   </w:num>
   <w:numIdMacAtCleanup w:val="24"/>
@@ -11187,7 +11465,7 @@
 </file>
 
 <file path=word/styles.xml><?xml version="1.0" encoding="utf-8"?>
-<w:styles xmlns:mc="http://schemas.openxmlformats.org/markup-compatibility/2006" xmlns:r="http://schemas.openxmlformats.org/officeDocument/2006/relationships" xmlns:w="http://schemas.openxmlformats.org/wordprocessingml/2006/main" xmlns:w14="http://schemas.microsoft.com/office/word/2010/wordml" xmlns:w15="http://schemas.microsoft.com/office/word/2012/wordml" xmlns:w16cex="http://schemas.microsoft.com/office/word/2018/wordml/cex" xmlns:w16cid="http://schemas.microsoft.com/office/word/2016/wordml/cid" xmlns:w16="http://schemas.microsoft.com/office/word/2018/wordml" xmlns:w16sdtdh="http://schemas.microsoft.com/office/word/2020/wordml/sdtdatahash" xmlns:w16se="http://schemas.microsoft.com/office/word/2015/wordml/symex" mc:Ignorable="w14 w15 w16se w16cid w16 w16cex w16sdtdh">
+<w:styles xmlns:mc="http://schemas.openxmlformats.org/markup-compatibility/2006" xmlns:r="http://schemas.openxmlformats.org/officeDocument/2006/relationships" xmlns:w="http://schemas.openxmlformats.org/wordprocessingml/2006/main" xmlns:w14="http://schemas.microsoft.com/office/word/2010/wordml" xmlns:w15="http://schemas.microsoft.com/office/word/2012/wordml" xmlns:w16cex="http://schemas.microsoft.com/office/word/2018/wordml/cex" xmlns:w16cid="http://schemas.microsoft.com/office/word/2016/wordml/cid" xmlns:w16="http://schemas.microsoft.com/office/word/2018/wordml" xmlns:w16se="http://schemas.microsoft.com/office/word/2015/wordml/symex" mc:Ignorable="w14 w15 w16se w16cid w16 w16cex">
   <w:docDefaults>
     <w:rPrDefault>
       <w:rPr>
@@ -13123,14 +13401,7 @@
 </file>
 
 <file path=customXml/item2.xml><?xml version="1.0" encoding="utf-8"?>
-<p:properties xmlns:p="http://schemas.microsoft.com/office/2006/metadata/properties" xmlns:xsi="http://www.w3.org/2001/XMLSchema-instance" xmlns:pc="http://schemas.microsoft.com/office/infopath/2007/PartnerControls">
-  <documentManagement>
-    <TaxCatchAll xmlns="b250f519-6473-4480-8c44-6ee3a3a530c3" xsi:nil="true"/>
-    <lcf76f155ced4ddcb4097134ff3c332f xmlns="d174a4fb-80c2-4523-8d89-375030acacbf">
-      <Terms xmlns="http://schemas.microsoft.com/office/infopath/2007/PartnerControls"/>
-    </lcf76f155ced4ddcb4097134ff3c332f>
-  </documentManagement>
-</p:properties>
+<b:Sources xmlns:b="http://schemas.openxmlformats.org/officeDocument/2006/bibliography" xmlns="http://schemas.openxmlformats.org/officeDocument/2006/bibliography" SelectedStyle="\APASixthEditionOfficeOnline.xsl" StyleName="APA" Version="6"/>
 </file>
 
 <file path=customXml/item3.xml><?xml version="1.0" encoding="utf-8"?>
@@ -13143,7 +13414,14 @@
 </file>
 
 <file path=customXml/item4.xml><?xml version="1.0" encoding="utf-8"?>
-<b:Sources xmlns:b="http://schemas.openxmlformats.org/officeDocument/2006/bibliography" xmlns="http://schemas.openxmlformats.org/officeDocument/2006/bibliography" SelectedStyle="\APASixthEditionOfficeOnline.xsl" StyleName="APA" Version="6"/>
+<p:properties xmlns:p="http://schemas.microsoft.com/office/2006/metadata/properties" xmlns:xsi="http://www.w3.org/2001/XMLSchema-instance" xmlns:pc="http://schemas.microsoft.com/office/infopath/2007/PartnerControls">
+  <documentManagement>
+    <TaxCatchAll xmlns="b250f519-6473-4480-8c44-6ee3a3a530c3" xsi:nil="true"/>
+    <lcf76f155ced4ddcb4097134ff3c332f xmlns="d174a4fb-80c2-4523-8d89-375030acacbf">
+      <Terms xmlns="http://schemas.microsoft.com/office/infopath/2007/PartnerControls"/>
+    </lcf76f155ced4ddcb4097134ff3c332f>
+  </documentManagement>
+</p:properties>
 </file>
 
 <file path=customXml/itemProps1.xml><?xml version="1.0" encoding="utf-8"?>
@@ -13166,12 +13444,9 @@
 </file>
 
 <file path=customXml/itemProps2.xml><?xml version="1.0" encoding="utf-8"?>
-<ds:datastoreItem xmlns:ds="http://schemas.openxmlformats.org/officeDocument/2006/customXml" ds:itemID="{1279454D-02BE-4A9C-A117-DCD1573E2608}">
+<ds:datastoreItem xmlns:ds="http://schemas.openxmlformats.org/officeDocument/2006/customXml" ds:itemID="{EAE431FD-7059-4C09-804B-C9D69EB7B213}">
   <ds:schemaRefs>
-    <ds:schemaRef ds:uri="http://schemas.microsoft.com/office/2006/metadata/properties"/>
-    <ds:schemaRef ds:uri="http://schemas.microsoft.com/office/infopath/2007/PartnerControls"/>
-    <ds:schemaRef ds:uri="b250f519-6473-4480-8c44-6ee3a3a530c3"/>
-    <ds:schemaRef ds:uri="d174a4fb-80c2-4523-8d89-375030acacbf"/>
+    <ds:schemaRef ds:uri="http://schemas.openxmlformats.org/officeDocument/2006/bibliography"/>
   </ds:schemaRefs>
 </ds:datastoreItem>
 </file>
@@ -13185,9 +13460,12 @@
 </file>
 
 <file path=customXml/itemProps4.xml><?xml version="1.0" encoding="utf-8"?>
-<ds:datastoreItem xmlns:ds="http://schemas.openxmlformats.org/officeDocument/2006/customXml" ds:itemID="{EAE431FD-7059-4C09-804B-C9D69EB7B213}">
+<ds:datastoreItem xmlns:ds="http://schemas.openxmlformats.org/officeDocument/2006/customXml" ds:itemID="{1279454D-02BE-4A9C-A117-DCD1573E2608}">
   <ds:schemaRefs>
-    <ds:schemaRef ds:uri="http://schemas.openxmlformats.org/officeDocument/2006/bibliography"/>
+    <ds:schemaRef ds:uri="http://schemas.microsoft.com/office/2006/metadata/properties"/>
+    <ds:schemaRef ds:uri="http://schemas.microsoft.com/office/infopath/2007/PartnerControls"/>
+    <ds:schemaRef ds:uri="b250f519-6473-4480-8c44-6ee3a3a530c3"/>
+    <ds:schemaRef ds:uri="d174a4fb-80c2-4523-8d89-375030acacbf"/>
   </ds:schemaRefs>
 </ds:datastoreItem>
 </file>